--- a/data/ai_texts/AI_text_84.docx
+++ b/data/ai_texts/AI_text_84.docx
@@ -14,12 +14,12 @@
     </w:p>
     <w:p>
       <w:r>
-        <w:t>Kohlberg’s theory of moral development outlines a progression through different levels and stages of moral reasoning. I find that my current moral reasoning aligns with the Conventional Level, specifically Stage 4, which emphasizes law and order. This stage is characterized by an adherence to societal norms and the importance placed on maintaining social order. For instance, at my workplace, I strictly follow the established protocols even when they seem inconvenient or overly bureaucratic. This adherence is not just about avoiding punishment but stems from a belief in maintaining harmony and functioning within a collective system. Such behavior reflects a broader understanding of morality that prioritizes social cohesion, a concept frequently discussed in our course (Ref-u416549).</w:t>
+        <w:t>Kohlberg’s theory of moral development outlines a progression through different levels and stages of moral reasoning. I find that my current moral reasoning aligns with the Conventional Level, specifically Stage 4, which emphasizes law and order. This stage is characterized by an adherence to societal norms and the importance placed on maintaining social order. For instance, at my workplace, I strictly follow the established protocols even when they seem inconvenient or overly bureaucratic. This adherence is not just about avoiding punishment but stems from a belief in maintaining harmony and functioning within a collective system. Such behavior reflects a broader understanding of morality that prioritizes social cohesion, a concept frequently discussed in our course (Ref-u231439).</w:t>
       </w:r>
     </w:p>
     <w:p>
       <w:r>
-        <w:t>Despite my alignment with Stage 4, there are limitations to this stage that become apparent when confronted with complex ethical dilemmas. Critics like JC Gibbs argue that staying within this stage may limit one's ability to adapt to situations that require moral reasoning beyond societal norms. An example would be when I encountered a scenario at work that challenged my adherence to rules, pushing me to consider a Post-Conventional Level of reasoning. Exposure to diverse viewpoints through discussions and ethical dilemmas has encouraged me to reflect on my moral growth. I’m curious to know how others perceive the adaptability of Kohlberg’s theory in real life and whether they have faced similar challenges in their moral development journey (Ref-u033565).</w:t>
+        <w:t>Despite my alignment with Stage 4, there are limitations to this stage that become apparent when confronted with complex ethical dilemmas. Critics like JC Gibbs argue that staying within this stage may limit one's ability to adapt to situations that require moral reasoning beyond societal norms. An example would be when I encountered a scenario at work that challenged my adherence to rules, pushing me to consider a Post-Conventional Level of reasoning. Exposure to diverse viewpoints through discussions and ethical dilemmas has encouraged me to reflect on my moral growth. I’m curious to know how others perceive the adaptability of Kohlberg’s theory in real life and whether they have faced similar challenges in their moral development journey (Ref-f461458).</w:t>
       </w:r>
     </w:p>
     <w:p>
@@ -34,7 +34,7 @@
     </w:p>
     <w:p>
       <w:r>
-        <w:t>Kohlberg's theory of moral development outlines six stages of moral reasoning, grouped into three levels: pre-conventional, conventional, and post-conventional. According to Saul McLeod, "Lawrence Kohlberg formulated a theory asserting that individuals progress through six distinct stages of moral reasoning from infancy to adulthood." (Ref-s189063).</w:t>
+        <w:t>Kohlberg's theory of moral development outlines six stages of moral reasoning, grouped into three levels: pre-conventional, conventional, and post-conventional. According to Saul McLeod, "Lawrence Kohlberg formulated a theory asserting that individuals progress through six distinct stages of moral reasoning from infancy to adulthood." (Ref-s737024).</w:t>
       </w:r>
     </w:p>
     <w:p>
